--- a/packages/document-engine/templates/fire/6.3_fire_installation_register.docx
+++ b/packages/document-engine/templates/fire/6.3_fire_installation_register.docx
@@ -6456,7 +6456,7 @@
         <w:pageBreakBefore w:val="false"/>
         <w:widowControl/>
         <w:bidi w:val="0"/>
-        <w:spacing w:before="120" w:after="120"/>
+        <w:spacing w:before="240" w:after="120"/>
         <w:ind w:hanging="0" w:left="0"/>
         <w:jc w:val="left"/>
         <w:rPr>
@@ -6936,7 +6936,7 @@
       <w:pStyle w:val="Footer"/>
       <w:bidi w:val="0"/>
       <w:spacing w:before="60" w:after="0"/>
-      <w:ind w:hanging="0" w:left="0"/>
+      <w:ind w:hanging="0" w:left="0" w:right="0"/>
       <w:jc w:val="center"/>
       <w:rPr>
         <w:rFonts w:ascii="Arial" w:hAnsi="Arial" w:eastAsia="Arial" w:cs="Arial"/>

--- a/packages/document-engine/templates/fire/6.3_fire_installation_register.docx
+++ b/packages/document-engine/templates/fire/6.3_fire_installation_register.docx
@@ -6520,7 +6520,7 @@
           <w:szCs w:val="20"/>
           <w:lang w:val="ro-RO"/>
         </w:rPr>
-        <w:t>1. În registrul de control pentru instalațiile de detectare, semnalizare, alertare, alarmare, limitare și stingere a incendiilor se consemnează toate datele relevante privind:</w:t>
+        <w:t xml:space="preserve">1. În registrul de control pentru instalațiile de detectare, semnalizare, alarmare, alertare, limitare și stingere a incendiilor se consemnează toate datele relevante privind:</w:t>
       </w:r>
     </w:p>
     <w:p>
